--- a/Ontap8.docx
+++ b/Ontap8.docx
@@ -12488,7 +12488,7 @@
           <w:color w:val="003366"/>
           <w:sz w:val="28"/>
         </w:rPr>
-        <w:t>II. PH</w:t>
+        <w:t xml:space="preserve">II. </w:t>
       </w:r>
       <w:r>
         <w:rPr>
@@ -12496,15 +12496,7 @@
           <w:color w:val="003366"/>
           <w:sz w:val="28"/>
         </w:rPr>
-        <w:t>Ầ</w:t>
-      </w:r>
-      <w:r>
-        <w:rPr>
-          <w:b/>
-          <w:color w:val="003366"/>
-          <w:sz w:val="28"/>
-        </w:rPr>
-        <w:t>N T</w:t>
+        <w:t>T</w:t>
       </w:r>
       <w:r>
         <w:rPr>

--- a/Ontap8.docx
+++ b/Ontap8.docx
@@ -12489,6 +12489,46 @@
           <w:sz w:val="28"/>
         </w:rPr>
         <w:t xml:space="preserve">II. </w:t>
+      </w:r>
+      <w:r>
+        <w:rPr>
+          <w:b/>
+          <w:color w:val="003366"/>
+          <w:sz w:val="28"/>
+        </w:rPr>
+        <w:t>P</w:t>
+      </w:r>
+      <w:r>
+        <w:rPr>
+          <w:b/>
+          <w:color w:val="003366"/>
+          <w:sz w:val="28"/>
+        </w:rPr>
+        <w:t>H</w:t>
+      </w:r>
+      <w:r>
+        <w:rPr>
+          <w:b/>
+          <w:color w:val="003366"/>
+          <w:sz w:val="28"/>
+        </w:rPr>
+        <w:t>Ầ</w:t>
+      </w:r>
+      <w:r>
+        <w:rPr>
+          <w:b/>
+          <w:color w:val="003366"/>
+          <w:sz w:val="28"/>
+        </w:rPr>
+        <w:t>N</w:t>
+      </w:r>
+      <w:r>
+        <w:rPr>
+          <w:b/>
+          <w:color w:val="003366"/>
+          <w:sz w:val="28"/>
+        </w:rPr>
+        <w:t xml:space="preserve"> </w:t>
       </w:r>
       <w:r>
         <w:rPr>
